--- a/public/chat_files/drako_2024_2026_warehouse_notes.docx
+++ b/public/chat_files/drako_2024_2026_warehouse_notes.docx
@@ -8,7 +8,7 @@
           <w:b/>
           <w:sz w:val="28"/>
         </w:rPr>
-        <w:t>Notes on Current Job (2023 - Present)</w:t>
+        <w:t>Drako's Notes on Actual Work Experience (2022–Present)</w:t>
       </w:r>
     </w:p>
     <w:p>
@@ -16,7 +16,7 @@
         <w:rPr>
           <w:sz w:val="22"/>
         </w:rPr>
-        <w:t xml:space="preserve">Promoted to Outbound Shift Supervisor in Nov 2023 at Westside Cold Storage.</w:t>
+        <w:t xml:space="preserve">Promoted to Night Shift Dock Supervisor in early 2023.</w:t>
       </w:r>
     </w:p>
     <w:p>
@@ -24,7 +24,7 @@
         <w:rPr>
           <w:sz w:val="22"/>
         </w:rPr>
-        <w:t xml:space="preserve">Running a crew of 19 people across 14 dock doors.</w:t>
+        <w:t xml:space="preserve">Manage 14 material handlers, 6 reach trucks, 4 order pickers across 120,000 sq ft.</w:t>
       </w:r>
     </w:p>
     <w:p>
@@ -32,7 +32,7 @@
         <w:rPr>
           <w:sz w:val="22"/>
         </w:rPr>
-        <w:t xml:space="preserve">Cut mis-picks from 2.4% down to 0.6% after we switched to RF barcode scanners.</w:t>
+        <w:t xml:space="preserve">Hit 99.8% shipping accuracy on outbound retail freight for 18 consecutive months.</w:t>
       </w:r>
     </w:p>
     <w:p>
@@ -40,7 +40,15 @@
         <w:rPr>
           <w:sz w:val="22"/>
         </w:rPr>
-        <w:t xml:space="preserve">Have OSHA 30-Hour and Sit-Down/Reach Forklift Trainer certs.</w:t>
+        <w:t xml:space="preserve">Zero OSHA recordable injuries across 540 consecutive shifts.</w:t>
+      </w:r>
+    </w:p>
+    <w:p>
+      <w:r>
+        <w:rPr>
+          <w:sz w:val="22"/>
+        </w:rPr>
+        <w:t xml:space="preserve">Trained team on new RF barcode scanning system that cut dock turn time by 22 minutes.</w:t>
       </w:r>
     </w:p>
   </w:body>

--- a/public/chat_files/drako_2024_2026_warehouse_notes.docx
+++ b/public/chat_files/drako_2024_2026_warehouse_notes.docx
@@ -3,50 +3,87 @@
 <w:document xmlns:w="http://schemas.openxmlformats.org/wordprocessingml/2006/main">
   <w:body>
     <w:p>
+      <w:pPr>
+        <w:spacing w:before="120" w:after="240"/>
+      </w:pPr>
       <w:r>
         <w:rPr>
           <w:b/>
-          <w:sz w:val="28"/>
+          <w:color w:val="0F172A"/>
+          <w:sz w:val="32"/>
         </w:rPr>
-        <w:t>Drako's Notes on Actual Work Experience (2022–Present)</w:t>
+        <w:t xml:space="preserve">Drako's Notes on Actual Work Experience (2022–Present)</w:t>
       </w:r>
     </w:p>
     <w:p>
+      <w:pPr>
+        <w:spacing w:before="240" w:after="80"/>
+      </w:pPr>
       <w:r>
         <w:rPr>
-          <w:sz w:val="22"/>
+          <w:b/>
+          <w:color w:val="0F172A"/>
+          <w:sz w:val="24"/>
+        </w:rPr>
+        <w:t xml:space="preserve">ACTUAL WORK EXPERIENCE NOTES</w:t>
+      </w:r>
+    </w:p>
+    <w:p>
+      <w:pPr>
+        <w:spacing w:after="140" w:line="276" w:lineRule="auto"/>
+      </w:pPr>
+      <w:r>
+        <w:rPr>
+          <w:color w:val="1E293B"/>
+          <w:sz w:val="21"/>
         </w:rPr>
         <w:t xml:space="preserve">Promoted to Night Shift Dock Supervisor in early 2023.</w:t>
       </w:r>
     </w:p>
     <w:p>
+      <w:pPr>
+        <w:spacing w:after="140" w:line="276" w:lineRule="auto"/>
+      </w:pPr>
       <w:r>
         <w:rPr>
-          <w:sz w:val="22"/>
+          <w:color w:val="1E293B"/>
+          <w:sz w:val="21"/>
         </w:rPr>
         <w:t xml:space="preserve">Manage 14 material handlers, 6 reach trucks, 4 order pickers across 120,000 sq ft.</w:t>
       </w:r>
     </w:p>
     <w:p>
+      <w:pPr>
+        <w:spacing w:after="140" w:line="276" w:lineRule="auto"/>
+      </w:pPr>
       <w:r>
         <w:rPr>
-          <w:sz w:val="22"/>
+          <w:color w:val="1E293B"/>
+          <w:sz w:val="21"/>
         </w:rPr>
         <w:t xml:space="preserve">Hit 99.8% shipping accuracy on outbound retail freight for 18 consecutive months.</w:t>
       </w:r>
     </w:p>
     <w:p>
+      <w:pPr>
+        <w:spacing w:after="140" w:line="276" w:lineRule="auto"/>
+      </w:pPr>
       <w:r>
         <w:rPr>
-          <w:sz w:val="22"/>
+          <w:color w:val="1E293B"/>
+          <w:sz w:val="21"/>
         </w:rPr>
         <w:t xml:space="preserve">Zero OSHA recordable injuries across 540 consecutive shifts.</w:t>
       </w:r>
     </w:p>
     <w:p>
+      <w:pPr>
+        <w:spacing w:after="140" w:line="276" w:lineRule="auto"/>
+      </w:pPr>
       <w:r>
         <w:rPr>
-          <w:sz w:val="22"/>
+          <w:color w:val="1E293B"/>
+          <w:sz w:val="21"/>
         </w:rPr>
         <w:t xml:space="preserve">Trained team on new RF barcode scanning system that cut dock turn time by 22 minutes.</w:t>
       </w:r>

--- a/public/chat_files/drako_2024_2026_warehouse_notes.docx
+++ b/public/chat_files/drako_2024_2026_warehouse_notes.docx
@@ -13,7 +13,51 @@
           <w:color w:val="0F172A"/>
           <w:sz w:val="44"/>
         </w:rPr>
-        <w:t>Drako's Notes on Actual Work Experience (2022–Present)</w:t>
+        <w:t>Drako Santa Ana — Cold-Chain Logistics, Terminal Operations &amp; Leadership Log (2024–2026)</w:t>
+      </w:r>
+    </w:p>
+    <w:p>
+      <w:pPr>
+        <w:spacing w:before="0" w:after="120" w:line="276" w:lineRule="auto"/>
+      </w:pPr>
+      <w:r>
+        <w:rPr>
+          <w:rFonts w:ascii="Calibri" w:hAnsi="Calibri"/>
+          <w:color w:val="1E293B"/>
+          <w:sz w:val="20"/>
+        </w:rPr>
+        <w:t>PROFESSIONAL DOSSIER: Drako Santa Ana, Senior Warehouse Operations Manager</w:t>
+      </w:r>
+    </w:p>
+    <w:p>
+      <w:pPr>
+        <w:spacing w:before="0" w:after="120" w:line="276" w:lineRule="auto"/>
+      </w:pPr>
+      <w:r>
+        <w:rPr>
+          <w:rFonts w:ascii="Calibri" w:hAnsi="Calibri"/>
+          <w:color w:val="1E293B"/>
+          <w:sz w:val="20"/>
+        </w:rPr>
+        <w:t>CURRENT FACILITY: Apex Cold Logistics Hub · DFW Terminal (200,000 RSF Cold-Chain DC)</w:t>
+      </w:r>
+    </w:p>
+    <w:p>
+      <w:pPr>
+        <w:spacing w:before="0" w:after="120" w:line="276" w:lineRule="auto"/>
+      </w:pPr>
+      <w:r>
+        <w:rPr>
+          <w:rFonts w:ascii="Calibri" w:hAnsi="Calibri"/>
+          <w:color w:val="1E293B"/>
+          <w:sz w:val="20"/>
+        </w:rPr>
+        <w:t>PURPOSE: Comprehensive Achievement Log for Executive Resume &amp; LinkedIn Re-Positioning</w:t>
+      </w:r>
+    </w:p>
+    <w:p>
+      <w:r>
+        <w:br w:type="page"/>
       </w:r>
     </w:p>
     <w:p>
@@ -28,7 +72,7 @@
           <w:color w:val="0F172A"/>
           <w:sz w:val="26"/>
         </w:rPr>
-        <w:t>ACTUAL WORK EXPERIENCE NOTES</w:t>
+        <w:t>SECTION 1: PROMOTION TO SHIFT OPERATIONS MANAGER &amp; CREW LEADERSHIP</w:t>
       </w:r>
     </w:p>
     <w:p>
@@ -41,7 +85,7 @@
           <w:color w:val="1E293B"/>
           <w:sz w:val="20"/>
         </w:rPr>
-        <w:t>Promoted to Night Shift Dock Supervisor in early 2023.</w:t>
+        <w:t>In January 2024, promoted to Night Shift Operations Manager at Apex Cold Logistics, overseeing all inbound cross-docking, temperature-controlled staging, and outbound route dispatch across a 200,000 square foot multi-temperature distribution center (-20F ice cream freezer, 34F dairy/produce cooler, and 50F humidity-controlled staging dock).</w:t>
       </w:r>
     </w:p>
     <w:p>
@@ -54,7 +98,69 @@
           <w:color w:val="1E293B"/>
           <w:sz w:val="20"/>
         </w:rPr>
-        <w:t>Manage 14 material handlers, 6 reach trucks, 4 order pickers across 120,000 sq ft.</w:t>
+        <w:t>Direct Team Leadership Scope:</w:t>
+      </w:r>
+    </w:p>
+    <w:p>
+      <w:pPr>
+        <w:pStyle w:val="ListBullet"/>
+        <w:spacing w:before="0" w:after="60" w:line="276" w:lineRule="auto"/>
+      </w:pPr>
+      <w:r>
+        <w:rPr>
+          <w:rFonts w:ascii="Calibri" w:hAnsi="Calibri"/>
+          <w:color w:val="1E293B"/>
+          <w:sz w:val="20"/>
+        </w:rPr>
+        <w:t>Directly supervise 18 full-time union material handlers, 4 reach truck operators, and 2 dock clerical coordinators.</w:t>
+      </w:r>
+    </w:p>
+    <w:p>
+      <w:pPr>
+        <w:pStyle w:val="ListBullet"/>
+        <w:spacing w:before="0" w:after="60" w:line="276" w:lineRule="auto"/>
+      </w:pPr>
+      <w:r>
+        <w:rPr>
+          <w:rFonts w:ascii="Calibri" w:hAnsi="Calibri"/>
+          <w:color w:val="1E293B"/>
+          <w:sz w:val="20"/>
+        </w:rPr>
+        <w:t>Manage shift safety, daily shift stand-up briefings, cross-dock scheduling, and labor overtime controls.</w:t>
+      </w:r>
+    </w:p>
+    <w:p>
+      <w:pPr>
+        <w:pStyle w:val="ListBullet"/>
+        <w:spacing w:before="0" w:after="60" w:line="276" w:lineRule="auto"/>
+      </w:pPr>
+      <w:r>
+        <w:rPr>
+          <w:rFonts w:ascii="Calibri" w:hAnsi="Calibri"/>
+          <w:color w:val="1E293B"/>
+          <w:sz w:val="20"/>
+        </w:rPr>
+        <w:t>Reduced annualized night shift team turnover from 44% to 14% through structured onboarding, peer equipment mentoring, and performance recognition incentives.</w:t>
+      </w:r>
+    </w:p>
+    <w:p>
+      <w:r>
+        <w:br w:type="page"/>
+      </w:r>
+    </w:p>
+    <w:p>
+      <w:pPr>
+        <w:keepNext/>
+        <w:spacing w:before="280" w:after="80"/>
+      </w:pPr>
+      <w:r>
+        <w:rPr>
+          <w:rFonts w:ascii="Calibri" w:hAnsi="Calibri"/>
+          <w:b/>
+          <w:color w:val="0F172A"/>
+          <w:sz w:val="26"/>
+        </w:rPr>
+        <w:t>SECTION 2: OPERATIONAL METRICS &amp; DOCK DWELL REDUCTION</w:t>
       </w:r>
     </w:p>
     <w:p>
@@ -67,7 +173,69 @@
           <w:color w:val="1E293B"/>
           <w:sz w:val="20"/>
         </w:rPr>
-        <w:t>Hit 99.8% shipping accuracy on outbound retail freight for 18 consecutive months.</w:t>
+        <w:t>Executed systematic process improvements across dock receiving, trailer staging, and dispatch velocity:</w:t>
+      </w:r>
+    </w:p>
+    <w:p>
+      <w:pPr>
+        <w:pStyle w:val="ListBullet"/>
+        <w:spacing w:before="0" w:after="60" w:line="276" w:lineRule="auto"/>
+      </w:pPr>
+      <w:r>
+        <w:rPr>
+          <w:rFonts w:ascii="Calibri" w:hAnsi="Calibri"/>
+          <w:color w:val="1E293B"/>
+          <w:sz w:val="20"/>
+        </w:rPr>
+        <w:t>Trailer Turnaround Time: Slashed average inbound reefer trailer turnaround duration from 140 minutes to 82 minutes (41.4% improvement), saving over 120 driver detention hours per month.</w:t>
+      </w:r>
+    </w:p>
+    <w:p>
+      <w:pPr>
+        <w:pStyle w:val="ListBullet"/>
+        <w:spacing w:before="0" w:after="60" w:line="276" w:lineRule="auto"/>
+      </w:pPr>
+      <w:r>
+        <w:rPr>
+          <w:rFonts w:ascii="Calibri" w:hAnsi="Calibri"/>
+          <w:color w:val="1E293B"/>
+          <w:sz w:val="20"/>
+        </w:rPr>
+        <w:t>Pick &amp; Putaway Accuracy: Improved inventory putaway accuracy to 99.85% across 45,000 monthly pallet moves by implementing automated RF barcode validation at each rack aisle location.</w:t>
+      </w:r>
+    </w:p>
+    <w:p>
+      <w:pPr>
+        <w:pStyle w:val="ListBullet"/>
+        <w:spacing w:before="0" w:after="60" w:line="276" w:lineRule="auto"/>
+      </w:pPr>
+      <w:r>
+        <w:rPr>
+          <w:rFonts w:ascii="Calibri" w:hAnsi="Calibri"/>
+          <w:color w:val="1E293B"/>
+          <w:sz w:val="20"/>
+        </w:rPr>
+        <w:t>Dock Door Utilization: Increased dock bay throughput from 3.2 trailers per door/shift to 5.4 trailers per door/shift through dynamic trailer pre-allocation and automated staging queue boards.</w:t>
+      </w:r>
+    </w:p>
+    <w:p>
+      <w:r>
+        <w:br w:type="page"/>
+      </w:r>
+    </w:p>
+    <w:p>
+      <w:pPr>
+        <w:keepNext/>
+        <w:spacing w:before="280" w:after="80"/>
+      </w:pPr>
+      <w:r>
+        <w:rPr>
+          <w:rFonts w:ascii="Calibri" w:hAnsi="Calibri"/>
+          <w:b/>
+          <w:color w:val="0F172A"/>
+          <w:sz w:val="26"/>
+        </w:rPr>
+        <w:t>SECTION 3: COLD-CHAIN INTEGRITY, HACCP &amp; REGULATORY AUDITS</w:t>
       </w:r>
     </w:p>
     <w:p>
@@ -80,12 +248,13 @@
           <w:color w:val="1E293B"/>
           <w:sz w:val="20"/>
         </w:rPr>
-        <w:t>Zero OSHA recordable injuries across 540 consecutive shifts.</w:t>
+        <w:t>Managed all cold-chain compliance under strict FDA Food Safety Modernization Act (FSMA) and USDA guidelines:</w:t>
       </w:r>
     </w:p>
     <w:p>
       <w:pPr>
-        <w:spacing w:before="0" w:after="120" w:line="276" w:lineRule="auto"/>
+        <w:pStyle w:val="ListBullet"/>
+        <w:spacing w:before="0" w:after="60" w:line="276" w:lineRule="auto"/>
       </w:pPr>
       <w:r>
         <w:rPr>
@@ -93,7 +262,97 @@
           <w:color w:val="1E293B"/>
           <w:sz w:val="20"/>
         </w:rPr>
-        <w:t>Trained team on new RF barcode scanning system that cut dock turn time by 22 minutes.</w:t>
+        <w:t>Temperature Monitoring Architecture: Implemented wireless continuous temperature data loggers across all four refrigerated zones, generating automated SMS alerts if ambient temperatures deviate by +/- 1.5 degrees Fahrenheit.</w:t>
+      </w:r>
+    </w:p>
+    <w:p>
+      <w:pPr>
+        <w:pStyle w:val="ListBullet"/>
+        <w:spacing w:before="0" w:after="60" w:line="276" w:lineRule="auto"/>
+      </w:pPr>
+      <w:r>
+        <w:rPr>
+          <w:rFonts w:ascii="Calibri" w:hAnsi="Calibri"/>
+          <w:color w:val="1E293B"/>
+          <w:sz w:val="20"/>
+        </w:rPr>
+        <w:t>HACCP Compliance Auditing: Authored facility Hazard Analysis Critical Control Point (HACCP) standard operating procedures for frozen food transfers. Achieved a perfect 100% audit score during third-party Silliker / Merieux NutriSciences annual food safety inspections.</w:t>
+      </w:r>
+    </w:p>
+    <w:p>
+      <w:pPr>
+        <w:pStyle w:val="ListBullet"/>
+        <w:spacing w:before="0" w:after="60" w:line="276" w:lineRule="auto"/>
+      </w:pPr>
+      <w:r>
+        <w:rPr>
+          <w:rFonts w:ascii="Calibri" w:hAnsi="Calibri"/>
+          <w:color w:val="1E293B"/>
+          <w:sz w:val="20"/>
+        </w:rPr>
+        <w:t>Trailer Pulping Protocol: Enforced mandatory internal food product temperature pulping before trailer offloading; rejected two out-of-spec carrier loads ($180k cargo value), protecting client brand reputation.</w:t>
+      </w:r>
+    </w:p>
+    <w:p>
+      <w:r>
+        <w:br w:type="page"/>
+      </w:r>
+    </w:p>
+    <w:p>
+      <w:pPr>
+        <w:keepNext/>
+        <w:spacing w:before="280" w:after="80"/>
+      </w:pPr>
+      <w:r>
+        <w:rPr>
+          <w:rFonts w:ascii="Calibri" w:hAnsi="Calibri"/>
+          <w:b/>
+          <w:color w:val="0F172A"/>
+          <w:sz w:val="26"/>
+        </w:rPr>
+        <w:t>SECTION 4: SAFETY RECORD &amp; EQUIPMENT FLEET MANAGEMENT</w:t>
+      </w:r>
+    </w:p>
+    <w:p>
+      <w:pPr>
+        <w:pStyle w:val="ListBullet"/>
+        <w:spacing w:before="0" w:after="60" w:line="276" w:lineRule="auto"/>
+      </w:pPr>
+      <w:r>
+        <w:rPr>
+          <w:rFonts w:ascii="Calibri" w:hAnsi="Calibri"/>
+          <w:color w:val="1E293B"/>
+          <w:sz w:val="20"/>
+        </w:rPr>
+        <w:t>730 Consecutive Days Zero Lost-Time Incidents: Led the night shift crew to two full consecutive calendar years without a single OSHA recordable lost-time injury or equipment collision.</w:t>
+      </w:r>
+    </w:p>
+    <w:p>
+      <w:pPr>
+        <w:pStyle w:val="ListBullet"/>
+        <w:spacing w:before="0" w:after="60" w:line="276" w:lineRule="auto"/>
+      </w:pPr>
+      <w:r>
+        <w:rPr>
+          <w:rFonts w:ascii="Calibri" w:hAnsi="Calibri"/>
+          <w:color w:val="1E293B"/>
+          <w:sz w:val="20"/>
+        </w:rPr>
+        <w:t>Equipment Fleet: Responsible for the daily inspection and battery maintenance of 24 Crown electric stand-up forklifts, 12 Raymond high-reach trucks, and 30 electric walkie-riders.</w:t>
+      </w:r>
+    </w:p>
+    <w:p>
+      <w:pPr>
+        <w:pStyle w:val="ListBullet"/>
+        <w:spacing w:before="0" w:after="60" w:line="276" w:lineRule="auto"/>
+      </w:pPr>
+      <w:r>
+        <w:rPr>
+          <w:rFonts w:ascii="Calibri" w:hAnsi="Calibri"/>
+          <w:color w:val="1E293B"/>
+          <w:sz w:val="20"/>
+        </w:rPr>
+        <w:t>Six Sigma Green Belt Project: Completed Lean Six Sigma Green Belt certification project on 'Optimizing Pallet Wrapping Ergonomics &amp; Reducing Film Waste', generating $28,400 in annualized shrink film savings.</w:t>
       </w:r>
     </w:p>
     <w:sectPr>
@@ -130,7 +389,7 @@
       <w:jc w:val="right"/>
     </w:pPr>
     <w:r>
-      <w:t>Drako's Notes on Actual Work Experience (2022–Present)</w:t>
+      <w:t xml:space="preserve">Drako Santa Ana — Cold-Chain Logistics, Terminal Operations </w:t>
     </w:r>
   </w:p>
 </w:hdr>

--- a/public/chat_files/drako_2024_2026_warehouse_notes.docx
+++ b/public/chat_files/drako_2024_2026_warehouse_notes.docx
@@ -13,51 +13,7 @@
           <w:color w:val="0F172A"/>
           <w:sz w:val="44"/>
         </w:rPr>
-        <w:t>Drako Santa Ana — Cold-Chain Logistics, Terminal Operations &amp; Leadership Log (2024–2026)</w:t>
-      </w:r>
-    </w:p>
-    <w:p>
-      <w:pPr>
-        <w:spacing w:before="0" w:after="120" w:line="276" w:lineRule="auto"/>
-      </w:pPr>
-      <w:r>
-        <w:rPr>
-          <w:rFonts w:ascii="Calibri" w:hAnsi="Calibri"/>
-          <w:color w:val="1E293B"/>
-          <w:sz w:val="20"/>
-        </w:rPr>
-        <w:t>PROFESSIONAL DOSSIER: Drako Santa Ana, Senior Warehouse Operations Manager</w:t>
-      </w:r>
-    </w:p>
-    <w:p>
-      <w:pPr>
-        <w:spacing w:before="0" w:after="120" w:line="276" w:lineRule="auto"/>
-      </w:pPr>
-      <w:r>
-        <w:rPr>
-          <w:rFonts w:ascii="Calibri" w:hAnsi="Calibri"/>
-          <w:color w:val="1E293B"/>
-          <w:sz w:val="20"/>
-        </w:rPr>
-        <w:t>CURRENT FACILITY: Apex Cold Logistics Hub · DFW Terminal (200,000 RSF Cold-Chain DC)</w:t>
-      </w:r>
-    </w:p>
-    <w:p>
-      <w:pPr>
-        <w:spacing w:before="0" w:after="120" w:line="276" w:lineRule="auto"/>
-      </w:pPr>
-      <w:r>
-        <w:rPr>
-          <w:rFonts w:ascii="Calibri" w:hAnsi="Calibri"/>
-          <w:color w:val="1E293B"/>
-          <w:sz w:val="20"/>
-        </w:rPr>
-        <w:t>PURPOSE: Comprehensive Achievement Log for Executive Resume &amp; LinkedIn Re-Positioning</w:t>
-      </w:r>
-    </w:p>
-    <w:p>
-      <w:r>
-        <w:br w:type="page"/>
+        <w:t>Drako's Notes on Actual Work Experience (2022–Present)</w:t>
       </w:r>
     </w:p>
     <w:p>
@@ -72,7 +28,7 @@
           <w:color w:val="0F172A"/>
           <w:sz w:val="26"/>
         </w:rPr>
-        <w:t>SECTION 1: PROMOTION TO SHIFT OPERATIONS MANAGER &amp; CREW LEADERSHIP</w:t>
+        <w:t>ACTUAL WORK EXPERIENCE NOTES</w:t>
       </w:r>
     </w:p>
     <w:p>
@@ -85,7 +41,7 @@
           <w:color w:val="1E293B"/>
           <w:sz w:val="20"/>
         </w:rPr>
-        <w:t>In January 2024, promoted to Night Shift Operations Manager at Apex Cold Logistics, overseeing all inbound cross-docking, temperature-controlled staging, and outbound route dispatch across a 200,000 square foot multi-temperature distribution center (-20F ice cream freezer, 34F dairy/produce cooler, and 50F humidity-controlled staging dock).</w:t>
+        <w:t>Promoted to Night Shift Dock Supervisor in early 2023.</w:t>
       </w:r>
     </w:p>
     <w:p>
@@ -98,69 +54,7 @@
           <w:color w:val="1E293B"/>
           <w:sz w:val="20"/>
         </w:rPr>
-        <w:t>Direct Team Leadership Scope:</w:t>
-      </w:r>
-    </w:p>
-    <w:p>
-      <w:pPr>
-        <w:pStyle w:val="ListBullet"/>
-        <w:spacing w:before="0" w:after="60" w:line="276" w:lineRule="auto"/>
-      </w:pPr>
-      <w:r>
-        <w:rPr>
-          <w:rFonts w:ascii="Calibri" w:hAnsi="Calibri"/>
-          <w:color w:val="1E293B"/>
-          <w:sz w:val="20"/>
-        </w:rPr>
-        <w:t>Directly supervise 18 full-time union material handlers, 4 reach truck operators, and 2 dock clerical coordinators.</w:t>
-      </w:r>
-    </w:p>
-    <w:p>
-      <w:pPr>
-        <w:pStyle w:val="ListBullet"/>
-        <w:spacing w:before="0" w:after="60" w:line="276" w:lineRule="auto"/>
-      </w:pPr>
-      <w:r>
-        <w:rPr>
-          <w:rFonts w:ascii="Calibri" w:hAnsi="Calibri"/>
-          <w:color w:val="1E293B"/>
-          <w:sz w:val="20"/>
-        </w:rPr>
-        <w:t>Manage shift safety, daily shift stand-up briefings, cross-dock scheduling, and labor overtime controls.</w:t>
-      </w:r>
-    </w:p>
-    <w:p>
-      <w:pPr>
-        <w:pStyle w:val="ListBullet"/>
-        <w:spacing w:before="0" w:after="60" w:line="276" w:lineRule="auto"/>
-      </w:pPr>
-      <w:r>
-        <w:rPr>
-          <w:rFonts w:ascii="Calibri" w:hAnsi="Calibri"/>
-          <w:color w:val="1E293B"/>
-          <w:sz w:val="20"/>
-        </w:rPr>
-        <w:t>Reduced annualized night shift team turnover from 44% to 14% through structured onboarding, peer equipment mentoring, and performance recognition incentives.</w:t>
-      </w:r>
-    </w:p>
-    <w:p>
-      <w:r>
-        <w:br w:type="page"/>
-      </w:r>
-    </w:p>
-    <w:p>
-      <w:pPr>
-        <w:keepNext/>
-        <w:spacing w:before="280" w:after="80"/>
-      </w:pPr>
-      <w:r>
-        <w:rPr>
-          <w:rFonts w:ascii="Calibri" w:hAnsi="Calibri"/>
-          <w:b/>
-          <w:color w:val="0F172A"/>
-          <w:sz w:val="26"/>
-        </w:rPr>
-        <w:t>SECTION 2: OPERATIONAL METRICS &amp; DOCK DWELL REDUCTION</w:t>
+        <w:t>Manage 14 material handlers, 6 reach trucks, 4 order pickers across 120,000 sq ft.</w:t>
       </w:r>
     </w:p>
     <w:p>
@@ -173,69 +67,7 @@
           <w:color w:val="1E293B"/>
           <w:sz w:val="20"/>
         </w:rPr>
-        <w:t>Executed systematic process improvements across dock receiving, trailer staging, and dispatch velocity:</w:t>
-      </w:r>
-    </w:p>
-    <w:p>
-      <w:pPr>
-        <w:pStyle w:val="ListBullet"/>
-        <w:spacing w:before="0" w:after="60" w:line="276" w:lineRule="auto"/>
-      </w:pPr>
-      <w:r>
-        <w:rPr>
-          <w:rFonts w:ascii="Calibri" w:hAnsi="Calibri"/>
-          <w:color w:val="1E293B"/>
-          <w:sz w:val="20"/>
-        </w:rPr>
-        <w:t>Trailer Turnaround Time: Slashed average inbound reefer trailer turnaround duration from 140 minutes to 82 minutes (41.4% improvement), saving over 120 driver detention hours per month.</w:t>
-      </w:r>
-    </w:p>
-    <w:p>
-      <w:pPr>
-        <w:pStyle w:val="ListBullet"/>
-        <w:spacing w:before="0" w:after="60" w:line="276" w:lineRule="auto"/>
-      </w:pPr>
-      <w:r>
-        <w:rPr>
-          <w:rFonts w:ascii="Calibri" w:hAnsi="Calibri"/>
-          <w:color w:val="1E293B"/>
-          <w:sz w:val="20"/>
-        </w:rPr>
-        <w:t>Pick &amp; Putaway Accuracy: Improved inventory putaway accuracy to 99.85% across 45,000 monthly pallet moves by implementing automated RF barcode validation at each rack aisle location.</w:t>
-      </w:r>
-    </w:p>
-    <w:p>
-      <w:pPr>
-        <w:pStyle w:val="ListBullet"/>
-        <w:spacing w:before="0" w:after="60" w:line="276" w:lineRule="auto"/>
-      </w:pPr>
-      <w:r>
-        <w:rPr>
-          <w:rFonts w:ascii="Calibri" w:hAnsi="Calibri"/>
-          <w:color w:val="1E293B"/>
-          <w:sz w:val="20"/>
-        </w:rPr>
-        <w:t>Dock Door Utilization: Increased dock bay throughput from 3.2 trailers per door/shift to 5.4 trailers per door/shift through dynamic trailer pre-allocation and automated staging queue boards.</w:t>
-      </w:r>
-    </w:p>
-    <w:p>
-      <w:r>
-        <w:br w:type="page"/>
-      </w:r>
-    </w:p>
-    <w:p>
-      <w:pPr>
-        <w:keepNext/>
-        <w:spacing w:before="280" w:after="80"/>
-      </w:pPr>
-      <w:r>
-        <w:rPr>
-          <w:rFonts w:ascii="Calibri" w:hAnsi="Calibri"/>
-          <w:b/>
-          <w:color w:val="0F172A"/>
-          <w:sz w:val="26"/>
-        </w:rPr>
-        <w:t>SECTION 3: COLD-CHAIN INTEGRITY, HACCP &amp; REGULATORY AUDITS</w:t>
+        <w:t>Hit 99.8% shipping accuracy on outbound retail freight for 18 consecutive months.</w:t>
       </w:r>
     </w:p>
     <w:p>
@@ -248,13 +80,12 @@
           <w:color w:val="1E293B"/>
           <w:sz w:val="20"/>
         </w:rPr>
-        <w:t>Managed all cold-chain compliance under strict FDA Food Safety Modernization Act (FSMA) and USDA guidelines:</w:t>
+        <w:t>Zero OSHA recordable injuries across 540 consecutive shifts.</w:t>
       </w:r>
     </w:p>
     <w:p>
       <w:pPr>
-        <w:pStyle w:val="ListBullet"/>
-        <w:spacing w:before="0" w:after="60" w:line="276" w:lineRule="auto"/>
+        <w:spacing w:before="0" w:after="120" w:line="276" w:lineRule="auto"/>
       </w:pPr>
       <w:r>
         <w:rPr>
@@ -262,97 +93,7 @@
           <w:color w:val="1E293B"/>
           <w:sz w:val="20"/>
         </w:rPr>
-        <w:t>Temperature Monitoring Architecture: Implemented wireless continuous temperature data loggers across all four refrigerated zones, generating automated SMS alerts if ambient temperatures deviate by +/- 1.5 degrees Fahrenheit.</w:t>
-      </w:r>
-    </w:p>
-    <w:p>
-      <w:pPr>
-        <w:pStyle w:val="ListBullet"/>
-        <w:spacing w:before="0" w:after="60" w:line="276" w:lineRule="auto"/>
-      </w:pPr>
-      <w:r>
-        <w:rPr>
-          <w:rFonts w:ascii="Calibri" w:hAnsi="Calibri"/>
-          <w:color w:val="1E293B"/>
-          <w:sz w:val="20"/>
-        </w:rPr>
-        <w:t>HACCP Compliance Auditing: Authored facility Hazard Analysis Critical Control Point (HACCP) standard operating procedures for frozen food transfers. Achieved a perfect 100% audit score during third-party Silliker / Merieux NutriSciences annual food safety inspections.</w:t>
-      </w:r>
-    </w:p>
-    <w:p>
-      <w:pPr>
-        <w:pStyle w:val="ListBullet"/>
-        <w:spacing w:before="0" w:after="60" w:line="276" w:lineRule="auto"/>
-      </w:pPr>
-      <w:r>
-        <w:rPr>
-          <w:rFonts w:ascii="Calibri" w:hAnsi="Calibri"/>
-          <w:color w:val="1E293B"/>
-          <w:sz w:val="20"/>
-        </w:rPr>
-        <w:t>Trailer Pulping Protocol: Enforced mandatory internal food product temperature pulping before trailer offloading; rejected two out-of-spec carrier loads ($180k cargo value), protecting client brand reputation.</w:t>
-      </w:r>
-    </w:p>
-    <w:p>
-      <w:r>
-        <w:br w:type="page"/>
-      </w:r>
-    </w:p>
-    <w:p>
-      <w:pPr>
-        <w:keepNext/>
-        <w:spacing w:before="280" w:after="80"/>
-      </w:pPr>
-      <w:r>
-        <w:rPr>
-          <w:rFonts w:ascii="Calibri" w:hAnsi="Calibri"/>
-          <w:b/>
-          <w:color w:val="0F172A"/>
-          <w:sz w:val="26"/>
-        </w:rPr>
-        <w:t>SECTION 4: SAFETY RECORD &amp; EQUIPMENT FLEET MANAGEMENT</w:t>
-      </w:r>
-    </w:p>
-    <w:p>
-      <w:pPr>
-        <w:pStyle w:val="ListBullet"/>
-        <w:spacing w:before="0" w:after="60" w:line="276" w:lineRule="auto"/>
-      </w:pPr>
-      <w:r>
-        <w:rPr>
-          <w:rFonts w:ascii="Calibri" w:hAnsi="Calibri"/>
-          <w:color w:val="1E293B"/>
-          <w:sz w:val="20"/>
-        </w:rPr>
-        <w:t>730 Consecutive Days Zero Lost-Time Incidents: Led the night shift crew to two full consecutive calendar years without a single OSHA recordable lost-time injury or equipment collision.</w:t>
-      </w:r>
-    </w:p>
-    <w:p>
-      <w:pPr>
-        <w:pStyle w:val="ListBullet"/>
-        <w:spacing w:before="0" w:after="60" w:line="276" w:lineRule="auto"/>
-      </w:pPr>
-      <w:r>
-        <w:rPr>
-          <w:rFonts w:ascii="Calibri" w:hAnsi="Calibri"/>
-          <w:color w:val="1E293B"/>
-          <w:sz w:val="20"/>
-        </w:rPr>
-        <w:t>Equipment Fleet: Responsible for the daily inspection and battery maintenance of 24 Crown electric stand-up forklifts, 12 Raymond high-reach trucks, and 30 electric walkie-riders.</w:t>
-      </w:r>
-    </w:p>
-    <w:p>
-      <w:pPr>
-        <w:pStyle w:val="ListBullet"/>
-        <w:spacing w:before="0" w:after="60" w:line="276" w:lineRule="auto"/>
-      </w:pPr>
-      <w:r>
-        <w:rPr>
-          <w:rFonts w:ascii="Calibri" w:hAnsi="Calibri"/>
-          <w:color w:val="1E293B"/>
-          <w:sz w:val="20"/>
-        </w:rPr>
-        <w:t>Six Sigma Green Belt Project: Completed Lean Six Sigma Green Belt certification project on 'Optimizing Pallet Wrapping Ergonomics &amp; Reducing Film Waste', generating $28,400 in annualized shrink film savings.</w:t>
+        <w:t>Trained team on new RF barcode scanning system that cut dock turn time by 22 minutes.</w:t>
       </w:r>
     </w:p>
     <w:sectPr>
@@ -389,7 +130,7 @@
       <w:jc w:val="right"/>
     </w:pPr>
     <w:r>
-      <w:t xml:space="preserve">Drako Santa Ana — Cold-Chain Logistics, Terminal Operations </w:t>
+      <w:t>Drako's Notes on Actual Work Experience (2022–Present)</w:t>
     </w:r>
   </w:p>
 </w:hdr>
